--- a/docs/Note_Annexe11_Filum.docx
+++ b/docs/Note_Annexe11_Filum.docx
@@ -1502,7 +1502,7 @@
                 <w:sz w:val="17"/>
                 <w:szCs w:val="17"/>
               </w:rPr>
-              <w:t xml:space="preserve">Piste en ajout seul, chaînée cryptographiquement : chaque entrée porte l'empreinte de la précédente, et toute modification ou suppression faite directement en base est détectée au rang exact. Deux cas de qualification l'éprouvent, dont un qui relit le code source pour interdire toute écriture hors du point de passage unique.</w:t>
+              <w:t xml:space="preserve">Piste en ajout seul, chaînée cryptographiquement et lisible dans les deux langues : chaque entrée porte l'empreinte de la précédente — toute modification ou suppression faite directement en base est détectée au rang exact — et la clé de son message, si bien qu'une équipe anglophone relit son journal sans qu'il ait été réécrit. Deux cas de qualification l'éprouvent, dont un qui relit le code source pour interdire toute écriture hors du point de passage unique.</w:t>
             </w:r>
           </w:p>
         </w:tc>

--- a/docs/Note_Annexe11_Filum.docx
+++ b/docs/Note_Annexe11_Filum.docx
@@ -1421,7 +1421,7 @@
         <w:tc>
           <w:tcPr>
             <w:tcW w:type="pct" w:w="16%"/>
-            <w:shd w:fill="FEF3C7"/>
+            <w:shd w:fill="DCFCE7"/>
             <w:tcMar>
               <w:top w:type="dxa" w:w="80"/>
               <w:left w:type="dxa" w:w="110"/>
@@ -1452,11 +1452,11 @@
               <w:rPr>
                 <w:b/>
                 <w:bCs/>
-                <w:color w:val="92400E"/>
+                <w:color w:val="166534"/>
                 <w:sz w:val="15"/>
                 <w:szCs w:val="15"/>
               </w:rPr>
-              <w:t xml:space="preserve">Partiel</w:t>
+              <w:t xml:space="preserve">Assuré par le logiciel</w:t>
             </w:r>
           </w:p>
         </w:tc>
@@ -1502,7 +1502,7 @@
                 <w:sz w:val="17"/>
                 <w:szCs w:val="17"/>
               </w:rPr>
-              <w:t xml:space="preserve">Piste en ajout seul, chaînée cryptographiquement et lisible dans les deux langues : chaque entrée porte l'empreinte de la précédente — toute modification ou suppression faite directement en base est détectée au rang exact — et la clé de son message, si bien qu'une équipe anglophone relit son journal sans qu'il ait été réécrit. Deux cas de qualification l'éprouvent, dont un qui relit le code source pour interdire toute écriture hors du point de passage unique.</w:t>
+              <w:t xml:space="preserve">Piste en ajout seul, chaînée cryptographiquement et lisible dans les deux langues : chaque entrée porte l'empreinte de la précédente — toute modification ou suppression faite directement en base est détectée au rang exact — et la clé de son message, si bien qu'une équipe anglophone relit son journal sans qu'il ait été réécrit. Et la piste est REVUE : chaque revue couvre une plage de RANGS, jamais de dates, et commence exactement au rang qui suit la précédente — aucune entrée ne peut donc s'écrire dans l'intervalle entre deux revues, et toute lacune de couverture est calculée. Des règles de triage risque-fondées désignent ce qui doit être lu une à une ; le reste est compté, et l'enregistrement le dit ainsi. Chaque entrée retenue reçoit un verdict motivé, la clôture est une signature liée à l'empreinte du contenu revu, et l'écart entre le dernier rang couvert et la tête de piste est affiché en permanence. La revue s'inscrit elle-même dans la piste, donc dans la fenêtre de la revue suivante : le travail du relecteur est relu.</w:t>
             </w:r>
           </w:p>
         </w:tc>
@@ -1525,7 +1525,7 @@
                 <w:sz w:val="17"/>
                 <w:szCs w:val="17"/>
               </w:rPr>
-              <w:t xml:space="preserve">La revue périodique de la piste, sa fréquence, et sa consignation. Filum rend la piste consultable et vérifiable ; il n'organise pas encore la revue elle-même ni son enregistrement.</w:t>
+              <w:t xml:space="preserve">La FRÉQUENCE de revue — Filum n'en impose aucune : la bonne période dépend de votre volume d'activité et de la criticité du système, et il ne peut pas en décider à votre place. Et le JUGEMENT porté : distinguer une modification légitime d'une modification suspecte demande de connaître le projet, le contexte et les gens. Filum présente, mesure et consigne ; il ne conclut pas. Vous décidez enfin si l'indépendance du relecteur est suffisante : elle est mesurée sur chaque revue et inscrite dans l'enregistrement, jamais imposée — l'exiger rendrait la revue impossible dans une équipe de trois personnes.</w:t>
             </w:r>
           </w:p>
         </w:tc>
